--- a/Templates/Уведомление о завершении.docx
+++ b/Templates/Уведомление о завершении.docx
@@ -410,7 +410,16 @@
           <w:sz w:val="24"/>
           <w:szCs w:val="24"/>
         </w:rPr>
-        <w:t xml:space="preserve">ется в  </w:t>
+        <w:t xml:space="preserve">ется </w:t>
+      </w:r>
+      <w:proofErr w:type="gramStart"/>
+      <w:r>
+        <w:rPr>
+          <w:color w:val="000000" w:themeColor="text1"/>
+          <w:sz w:val="24"/>
+          <w:szCs w:val="24"/>
+        </w:rPr>
+        <w:t xml:space="preserve">в  </w:t>
       </w:r>
       <w:r>
         <w:rPr>
@@ -419,7 +428,17 @@
           <w:szCs w:val="24"/>
           <w:u w:val="single"/>
         </w:rPr>
-        <w:t>ОВМ ОМВД России по району Хамовники______________</w:t>
+        <w:t>ОВМ</w:t>
+      </w:r>
+      <w:proofErr w:type="gramEnd"/>
+      <w:r>
+        <w:rPr>
+          <w:color w:val="000000" w:themeColor="text1"/>
+          <w:sz w:val="24"/>
+          <w:szCs w:val="24"/>
+          <w:u w:val="single"/>
+        </w:rPr>
+        <w:t xml:space="preserve"> ОМВД России по району Хамовники______________</w:t>
       </w:r>
     </w:p>
     <w:p>
@@ -650,7 +669,25 @@
           <w:sz w:val="24"/>
           <w:szCs w:val="24"/>
         </w:rPr>
-        <w:t>, Тел: +7 (499)245-03-10, факс: +7 (499)245-77-58, e-mail: mail@mpgu.su</w:t>
+        <w:t xml:space="preserve">, Тел: +7 (499)245-03-10, факс: +7 (499)245-77-58, </w:t>
+      </w:r>
+      <w:proofErr w:type="spellStart"/>
+      <w:r>
+        <w:rPr>
+          <w:color w:val="000000" w:themeColor="text1"/>
+          <w:sz w:val="24"/>
+          <w:szCs w:val="24"/>
+        </w:rPr>
+        <w:t>e-mail</w:t>
+      </w:r>
+      <w:proofErr w:type="spellEnd"/>
+      <w:r>
+        <w:rPr>
+          <w:color w:val="000000" w:themeColor="text1"/>
+          <w:sz w:val="24"/>
+          <w:szCs w:val="24"/>
+        </w:rPr>
+        <w:t>: mail@mpgu.su</w:t>
       </w:r>
     </w:p>
     <w:p>
@@ -1253,7 +1290,31 @@
                 <w:shd w:val="clear" w:color="auto" w:fill="FFFFFF"/>
                 <w:lang w:val="en-US"/>
               </w:rPr>
-              <w:t>{lastNameRu}</w:t>
+              <w:t>{</w:t>
+            </w:r>
+            <w:proofErr w:type="spellStart"/>
+            <w:r>
+              <w:rPr>
+                <w:rFonts w:ascii="Arial" w:hAnsi="Arial" w:cs="Arial"/>
+                <w:color w:val="000000" w:themeColor="text1"/>
+                <w:sz w:val="18"/>
+                <w:szCs w:val="18"/>
+                <w:shd w:val="clear" w:color="auto" w:fill="FFFFFF"/>
+                <w:lang w:val="en-US"/>
+              </w:rPr>
+              <w:t>lastNameRu</w:t>
+            </w:r>
+            <w:proofErr w:type="spellEnd"/>
+            <w:r>
+              <w:rPr>
+                <w:rFonts w:ascii="Arial" w:hAnsi="Arial" w:cs="Arial"/>
+                <w:color w:val="000000" w:themeColor="text1"/>
+                <w:sz w:val="18"/>
+                <w:szCs w:val="18"/>
+                <w:shd w:val="clear" w:color="auto" w:fill="FFFFFF"/>
+                <w:lang w:val="en-US"/>
+              </w:rPr>
+              <w:t>}</w:t>
             </w:r>
           </w:p>
         </w:tc>
@@ -1317,7 +1378,31 @@
                 <w:shd w:val="clear" w:color="auto" w:fill="FFFFFF"/>
                 <w:lang w:val="en-US"/>
               </w:rPr>
-              <w:t>{lastNameEn}</w:t>
+              <w:t>{</w:t>
+            </w:r>
+            <w:proofErr w:type="spellStart"/>
+            <w:r>
+              <w:rPr>
+                <w:rFonts w:ascii="Arial" w:hAnsi="Arial" w:cs="Arial"/>
+                <w:color w:val="000000" w:themeColor="text1"/>
+                <w:sz w:val="18"/>
+                <w:szCs w:val="18"/>
+                <w:shd w:val="clear" w:color="auto" w:fill="FFFFFF"/>
+                <w:lang w:val="en-US"/>
+              </w:rPr>
+              <w:t>lastNameEn</w:t>
+            </w:r>
+            <w:proofErr w:type="spellEnd"/>
+            <w:r>
+              <w:rPr>
+                <w:rFonts w:ascii="Arial" w:hAnsi="Arial" w:cs="Arial"/>
+                <w:color w:val="000000" w:themeColor="text1"/>
+                <w:sz w:val="18"/>
+                <w:szCs w:val="18"/>
+                <w:shd w:val="clear" w:color="auto" w:fill="FFFFFF"/>
+                <w:lang w:val="en-US"/>
+              </w:rPr>
+              <w:t>}</w:t>
             </w:r>
           </w:p>
         </w:tc>
@@ -1509,7 +1594,31 @@
                 <w:shd w:val="clear" w:color="auto" w:fill="FFFFFF"/>
                 <w:lang w:val="en-US"/>
               </w:rPr>
-              <w:t>{firstNameRu}</w:t>
+              <w:t>{</w:t>
+            </w:r>
+            <w:proofErr w:type="spellStart"/>
+            <w:r>
+              <w:rPr>
+                <w:rFonts w:ascii="Arial" w:hAnsi="Arial" w:cs="Arial"/>
+                <w:color w:val="000000" w:themeColor="text1"/>
+                <w:sz w:val="18"/>
+                <w:szCs w:val="18"/>
+                <w:shd w:val="clear" w:color="auto" w:fill="FFFFFF"/>
+                <w:lang w:val="en-US"/>
+              </w:rPr>
+              <w:t>firstNameRu</w:t>
+            </w:r>
+            <w:proofErr w:type="spellEnd"/>
+            <w:r>
+              <w:rPr>
+                <w:rFonts w:ascii="Arial" w:hAnsi="Arial" w:cs="Arial"/>
+                <w:color w:val="000000" w:themeColor="text1"/>
+                <w:sz w:val="18"/>
+                <w:szCs w:val="18"/>
+                <w:shd w:val="clear" w:color="auto" w:fill="FFFFFF"/>
+                <w:lang w:val="en-US"/>
+              </w:rPr>
+              <w:t>}</w:t>
             </w:r>
           </w:p>
         </w:tc>
@@ -1573,7 +1682,31 @@
                 <w:shd w:val="clear" w:color="auto" w:fill="FFFFFF"/>
                 <w:lang w:val="en-US"/>
               </w:rPr>
-              <w:t>{firstNameEn}</w:t>
+              <w:t>{</w:t>
+            </w:r>
+            <w:proofErr w:type="spellStart"/>
+            <w:r>
+              <w:rPr>
+                <w:rFonts w:ascii="Arial" w:hAnsi="Arial" w:cs="Arial"/>
+                <w:color w:val="000000" w:themeColor="text1"/>
+                <w:sz w:val="18"/>
+                <w:szCs w:val="18"/>
+                <w:shd w:val="clear" w:color="auto" w:fill="FFFFFF"/>
+                <w:lang w:val="en-US"/>
+              </w:rPr>
+              <w:t>firstNameEn</w:t>
+            </w:r>
+            <w:proofErr w:type="spellEnd"/>
+            <w:r>
+              <w:rPr>
+                <w:rFonts w:ascii="Arial" w:hAnsi="Arial" w:cs="Arial"/>
+                <w:color w:val="000000" w:themeColor="text1"/>
+                <w:sz w:val="18"/>
+                <w:szCs w:val="18"/>
+                <w:shd w:val="clear" w:color="auto" w:fill="FFFFFF"/>
+                <w:lang w:val="en-US"/>
+              </w:rPr>
+              <w:t>}</w:t>
             </w:r>
           </w:p>
         </w:tc>
@@ -1765,7 +1898,29 @@
                 <w:szCs w:val="18"/>
                 <w:lang w:val="en-US"/>
               </w:rPr>
-              <w:t>{patronymicRu}</w:t>
+              <w:t>{</w:t>
+            </w:r>
+            <w:proofErr w:type="spellStart"/>
+            <w:r>
+              <w:rPr>
+                <w:rFonts w:ascii="Arial" w:hAnsi="Arial" w:cs="Arial"/>
+                <w:color w:val="000000" w:themeColor="text1"/>
+                <w:sz w:val="18"/>
+                <w:szCs w:val="18"/>
+                <w:lang w:val="en-US"/>
+              </w:rPr>
+              <w:t>patronymicRu</w:t>
+            </w:r>
+            <w:proofErr w:type="spellEnd"/>
+            <w:r>
+              <w:rPr>
+                <w:rFonts w:ascii="Arial" w:hAnsi="Arial" w:cs="Arial"/>
+                <w:color w:val="000000" w:themeColor="text1"/>
+                <w:sz w:val="18"/>
+                <w:szCs w:val="18"/>
+                <w:lang w:val="en-US"/>
+              </w:rPr>
+              <w:t>}</w:t>
             </w:r>
           </w:p>
         </w:tc>
@@ -2021,7 +2176,31 @@
                 <w:shd w:val="clear" w:color="auto" w:fill="FFFFFF"/>
                 <w:lang w:val="en-US"/>
               </w:rPr>
-              <w:t>{dateOfBirth}</w:t>
+              <w:t>{</w:t>
+            </w:r>
+            <w:proofErr w:type="spellStart"/>
+            <w:r>
+              <w:rPr>
+                <w:rFonts w:ascii="Arial" w:hAnsi="Arial" w:cs="Arial"/>
+                <w:color w:val="000000" w:themeColor="text1"/>
+                <w:sz w:val="18"/>
+                <w:szCs w:val="18"/>
+                <w:shd w:val="clear" w:color="auto" w:fill="FFFFFF"/>
+                <w:lang w:val="en-US"/>
+              </w:rPr>
+              <w:t>dateOfBirth</w:t>
+            </w:r>
+            <w:proofErr w:type="spellEnd"/>
+            <w:r>
+              <w:rPr>
+                <w:rFonts w:ascii="Arial" w:hAnsi="Arial" w:cs="Arial"/>
+                <w:color w:val="000000" w:themeColor="text1"/>
+                <w:sz w:val="18"/>
+                <w:szCs w:val="18"/>
+                <w:shd w:val="clear" w:color="auto" w:fill="FFFFFF"/>
+                <w:lang w:val="en-US"/>
+              </w:rPr>
+              <w:t>}</w:t>
             </w:r>
           </w:p>
         </w:tc>
@@ -2083,7 +2262,27 @@
                 <w:szCs w:val="24"/>
                 <w:lang w:val="en-US"/>
               </w:rPr>
-              <w:t>{placeStateBirth}</w:t>
+              <w:t>{</w:t>
+            </w:r>
+            <w:proofErr w:type="spellStart"/>
+            <w:r>
+              <w:rPr>
+                <w:color w:val="000000" w:themeColor="text1"/>
+                <w:sz w:val="24"/>
+                <w:szCs w:val="24"/>
+                <w:lang w:val="en-US"/>
+              </w:rPr>
+              <w:t>placeStateBirth</w:t>
+            </w:r>
+            <w:proofErr w:type="spellEnd"/>
+            <w:r>
+              <w:rPr>
+                <w:color w:val="000000" w:themeColor="text1"/>
+                <w:sz w:val="24"/>
+                <w:szCs w:val="24"/>
+                <w:lang w:val="en-US"/>
+              </w:rPr>
+              <w:t>}</w:t>
             </w:r>
           </w:p>
         </w:tc>
@@ -2134,7 +2333,43 @@
                 <w:sz w:val="18"/>
                 <w:szCs w:val="18"/>
               </w:rPr>
-              <w:t>(дд/мм/гггг)</w:t>
+              <w:t>(</w:t>
+            </w:r>
+            <w:proofErr w:type="spellStart"/>
+            <w:r>
+              <w:rPr>
+                <w:color w:val="000000" w:themeColor="text1"/>
+                <w:sz w:val="18"/>
+                <w:szCs w:val="18"/>
+              </w:rPr>
+              <w:t>дд</w:t>
+            </w:r>
+            <w:proofErr w:type="spellEnd"/>
+            <w:r>
+              <w:rPr>
+                <w:color w:val="000000" w:themeColor="text1"/>
+                <w:sz w:val="18"/>
+                <w:szCs w:val="18"/>
+              </w:rPr>
+              <w:t>/мм/</w:t>
+            </w:r>
+            <w:proofErr w:type="spellStart"/>
+            <w:r>
+              <w:rPr>
+                <w:color w:val="000000" w:themeColor="text1"/>
+                <w:sz w:val="18"/>
+                <w:szCs w:val="18"/>
+              </w:rPr>
+              <w:t>гггг</w:t>
+            </w:r>
+            <w:proofErr w:type="spellEnd"/>
+            <w:r>
+              <w:rPr>
+                <w:color w:val="000000" w:themeColor="text1"/>
+                <w:sz w:val="18"/>
+                <w:szCs w:val="18"/>
+              </w:rPr>
+              <w:t>)</w:t>
             </w:r>
           </w:p>
         </w:tc>
@@ -2283,7 +2518,27 @@
                 <w:szCs w:val="24"/>
                 <w:lang w:val="en-US"/>
               </w:rPr>
-              <w:t>{grazd}</w:t>
+              <w:t>{</w:t>
+            </w:r>
+            <w:proofErr w:type="spellStart"/>
+            <w:r>
+              <w:rPr>
+                <w:color w:val="000000" w:themeColor="text1"/>
+                <w:sz w:val="24"/>
+                <w:szCs w:val="24"/>
+                <w:lang w:val="en-US"/>
+              </w:rPr>
+              <w:t>grazd</w:t>
+            </w:r>
+            <w:proofErr w:type="spellEnd"/>
+            <w:r>
+              <w:rPr>
+                <w:color w:val="000000" w:themeColor="text1"/>
+                <w:sz w:val="24"/>
+                <w:szCs w:val="24"/>
+                <w:lang w:val="en-US"/>
+              </w:rPr>
+              <w:t>}</w:t>
             </w:r>
           </w:p>
         </w:tc>
@@ -2345,7 +2600,27 @@
                 <w:szCs w:val="24"/>
                 <w:lang w:val="en-US"/>
               </w:rPr>
-              <w:t>{genM}</w:t>
+              <w:t>{</w:t>
+            </w:r>
+            <w:proofErr w:type="spellStart"/>
+            <w:r>
+              <w:rPr>
+                <w:color w:val="000000" w:themeColor="text1"/>
+                <w:sz w:val="24"/>
+                <w:szCs w:val="24"/>
+                <w:lang w:val="en-US"/>
+              </w:rPr>
+              <w:t>genM</w:t>
+            </w:r>
+            <w:proofErr w:type="spellEnd"/>
+            <w:r>
+              <w:rPr>
+                <w:color w:val="000000" w:themeColor="text1"/>
+                <w:sz w:val="24"/>
+                <w:szCs w:val="24"/>
+                <w:lang w:val="en-US"/>
+              </w:rPr>
+              <w:t>}</w:t>
             </w:r>
           </w:p>
         </w:tc>
@@ -2408,7 +2683,27 @@
                 <w:szCs w:val="24"/>
                 <w:lang w:val="en-US"/>
               </w:rPr>
-              <w:t>{genW}</w:t>
+              <w:t>{</w:t>
+            </w:r>
+            <w:proofErr w:type="spellStart"/>
+            <w:r>
+              <w:rPr>
+                <w:color w:val="000000" w:themeColor="text1"/>
+                <w:sz w:val="24"/>
+                <w:szCs w:val="24"/>
+                <w:lang w:val="en-US"/>
+              </w:rPr>
+              <w:t>genW</w:t>
+            </w:r>
+            <w:proofErr w:type="spellEnd"/>
+            <w:r>
+              <w:rPr>
+                <w:color w:val="000000" w:themeColor="text1"/>
+                <w:sz w:val="24"/>
+                <w:szCs w:val="24"/>
+                <w:lang w:val="en-US"/>
+              </w:rPr>
+              <w:t>}</w:t>
             </w:r>
           </w:p>
         </w:tc>
@@ -2430,7 +2725,16 @@
           <w:szCs w:val="24"/>
         </w:rPr>
         <w:lastRenderedPageBreak/>
-        <w:t xml:space="preserve">Документ, удостоверяющий личность:  </w:t>
+        <w:t xml:space="preserve">Документ, удостоверяющий </w:t>
+      </w:r>
+      <w:proofErr w:type="gramStart"/>
+      <w:r>
+        <w:rPr>
+          <w:color w:val="000000" w:themeColor="text1"/>
+          <w:sz w:val="24"/>
+          <w:szCs w:val="24"/>
+        </w:rPr>
+        <w:t xml:space="preserve">личность:  </w:t>
       </w:r>
       <w:r>
         <w:rPr>
@@ -2440,6 +2744,7 @@
         </w:rPr>
         <w:t>паспорт</w:t>
       </w:r>
+      <w:proofErr w:type="gramEnd"/>
     </w:p>
     <w:p>
       <w:pPr>
@@ -2593,7 +2898,27 @@
                 <w:szCs w:val="24"/>
                 <w:lang w:val="en-US"/>
               </w:rPr>
-              <w:t>{idPassport}</w:t>
+              <w:t>{</w:t>
+            </w:r>
+            <w:proofErr w:type="spellStart"/>
+            <w:r>
+              <w:rPr>
+                <w:color w:val="000000" w:themeColor="text1"/>
+                <w:sz w:val="24"/>
+                <w:szCs w:val="24"/>
+                <w:lang w:val="en-US"/>
+              </w:rPr>
+              <w:t>idPassport</w:t>
+            </w:r>
+            <w:proofErr w:type="spellEnd"/>
+            <w:r>
+              <w:rPr>
+                <w:color w:val="000000" w:themeColor="text1"/>
+                <w:sz w:val="24"/>
+                <w:szCs w:val="24"/>
+                <w:lang w:val="en-US"/>
+              </w:rPr>
+              <w:t>}</w:t>
             </w:r>
           </w:p>
         </w:tc>
@@ -2655,7 +2980,27 @@
                 <w:szCs w:val="24"/>
                 <w:lang w:val="en-US"/>
               </w:rPr>
-              <w:t>{dateOfIssue}</w:t>
+              <w:t>{</w:t>
+            </w:r>
+            <w:proofErr w:type="spellStart"/>
+            <w:r>
+              <w:rPr>
+                <w:color w:val="000000" w:themeColor="text1"/>
+                <w:sz w:val="24"/>
+                <w:szCs w:val="24"/>
+                <w:lang w:val="en-US"/>
+              </w:rPr>
+              <w:t>dateOfIssue</w:t>
+            </w:r>
+            <w:proofErr w:type="spellEnd"/>
+            <w:r>
+              <w:rPr>
+                <w:color w:val="000000" w:themeColor="text1"/>
+                <w:sz w:val="24"/>
+                <w:szCs w:val="24"/>
+                <w:lang w:val="en-US"/>
+              </w:rPr>
+              <w:t>}</w:t>
             </w:r>
           </w:p>
         </w:tc>
@@ -2717,7 +3062,27 @@
                 <w:szCs w:val="24"/>
                 <w:lang w:val="en-US"/>
               </w:rPr>
-              <w:t>{validUntil}</w:t>
+              <w:t>{</w:t>
+            </w:r>
+            <w:proofErr w:type="spellStart"/>
+            <w:r>
+              <w:rPr>
+                <w:color w:val="000000" w:themeColor="text1"/>
+                <w:sz w:val="24"/>
+                <w:szCs w:val="24"/>
+                <w:lang w:val="en-US"/>
+              </w:rPr>
+              <w:t>validUntil</w:t>
+            </w:r>
+            <w:proofErr w:type="spellEnd"/>
+            <w:r>
+              <w:rPr>
+                <w:color w:val="000000" w:themeColor="text1"/>
+                <w:sz w:val="24"/>
+                <w:szCs w:val="24"/>
+                <w:lang w:val="en-US"/>
+              </w:rPr>
+              <w:t>}</w:t>
             </w:r>
           </w:p>
         </w:tc>
@@ -2852,7 +3217,43 @@
                 <w:sz w:val="18"/>
                 <w:szCs w:val="18"/>
               </w:rPr>
-              <w:t>(дд/мм/гггг)</w:t>
+              <w:t>(</w:t>
+            </w:r>
+            <w:proofErr w:type="spellStart"/>
+            <w:r>
+              <w:rPr>
+                <w:color w:val="000000" w:themeColor="text1"/>
+                <w:sz w:val="18"/>
+                <w:szCs w:val="18"/>
+              </w:rPr>
+              <w:t>дд</w:t>
+            </w:r>
+            <w:proofErr w:type="spellEnd"/>
+            <w:r>
+              <w:rPr>
+                <w:color w:val="000000" w:themeColor="text1"/>
+                <w:sz w:val="18"/>
+                <w:szCs w:val="18"/>
+              </w:rPr>
+              <w:t>/мм/</w:t>
+            </w:r>
+            <w:proofErr w:type="spellStart"/>
+            <w:r>
+              <w:rPr>
+                <w:color w:val="000000" w:themeColor="text1"/>
+                <w:sz w:val="18"/>
+                <w:szCs w:val="18"/>
+              </w:rPr>
+              <w:t>гггг</w:t>
+            </w:r>
+            <w:proofErr w:type="spellEnd"/>
+            <w:r>
+              <w:rPr>
+                <w:color w:val="000000" w:themeColor="text1"/>
+                <w:sz w:val="18"/>
+                <w:szCs w:val="18"/>
+              </w:rPr>
+              <w:t>)</w:t>
             </w:r>
           </w:p>
         </w:tc>
@@ -2902,7 +3303,43 @@
                 <w:sz w:val="18"/>
                 <w:szCs w:val="18"/>
               </w:rPr>
-              <w:t>(дд/мм/гггг)</w:t>
+              <w:t>(</w:t>
+            </w:r>
+            <w:proofErr w:type="spellStart"/>
+            <w:r>
+              <w:rPr>
+                <w:color w:val="000000" w:themeColor="text1"/>
+                <w:sz w:val="18"/>
+                <w:szCs w:val="18"/>
+              </w:rPr>
+              <w:t>дд</w:t>
+            </w:r>
+            <w:proofErr w:type="spellEnd"/>
+            <w:r>
+              <w:rPr>
+                <w:color w:val="000000" w:themeColor="text1"/>
+                <w:sz w:val="18"/>
+                <w:szCs w:val="18"/>
+              </w:rPr>
+              <w:t>/мм/</w:t>
+            </w:r>
+            <w:proofErr w:type="spellStart"/>
+            <w:r>
+              <w:rPr>
+                <w:color w:val="000000" w:themeColor="text1"/>
+                <w:sz w:val="18"/>
+                <w:szCs w:val="18"/>
+              </w:rPr>
+              <w:t>гггг</w:t>
+            </w:r>
+            <w:proofErr w:type="spellEnd"/>
+            <w:r>
+              <w:rPr>
+                <w:color w:val="000000" w:themeColor="text1"/>
+                <w:sz w:val="18"/>
+                <w:szCs w:val="18"/>
+              </w:rPr>
+              <w:t>)</w:t>
             </w:r>
           </w:p>
         </w:tc>
@@ -2972,15 +3409,43 @@
           <w:sz w:val="24"/>
           <w:szCs w:val="24"/>
         </w:rPr>
-        <w:t xml:space="preserve">Адрес постановки на учет по месту пребывания  </w:t>
-      </w:r>
-      <w:r>
-        <w:rPr>
-          <w:color w:val="000000" w:themeColor="text1"/>
-          <w:sz w:val="24"/>
-          <w:szCs w:val="24"/>
-        </w:rPr>
-        <w:t>{addressHostel}</w:t>
+        <w:t xml:space="preserve">Адрес постановки на учет по месту </w:t>
+      </w:r>
+      <w:proofErr w:type="gramStart"/>
+      <w:r>
+        <w:rPr>
+          <w:color w:val="000000" w:themeColor="text1"/>
+          <w:sz w:val="24"/>
+          <w:szCs w:val="24"/>
+        </w:rPr>
+        <w:t xml:space="preserve">пребывания  </w:t>
+      </w:r>
+      <w:r>
+        <w:rPr>
+          <w:color w:val="000000" w:themeColor="text1"/>
+          <w:sz w:val="24"/>
+          <w:szCs w:val="24"/>
+        </w:rPr>
+        <w:t>{</w:t>
+      </w:r>
+      <w:proofErr w:type="spellStart"/>
+      <w:proofErr w:type="gramEnd"/>
+      <w:r>
+        <w:rPr>
+          <w:color w:val="000000" w:themeColor="text1"/>
+          <w:sz w:val="24"/>
+          <w:szCs w:val="24"/>
+        </w:rPr>
+        <w:t>addressHostel</w:t>
+      </w:r>
+      <w:proofErr w:type="spellEnd"/>
+      <w:r>
+        <w:rPr>
+          <w:color w:val="000000" w:themeColor="text1"/>
+          <w:sz w:val="24"/>
+          <w:szCs w:val="24"/>
+        </w:rPr>
+        <w:t>}</w:t>
       </w:r>
     </w:p>
     <w:p>
@@ -3019,6 +3484,8 @@
     </w:p>
     <w:tbl>
       <w:tblPr>
+        <w:tblpPr w:leftFromText="180" w:rightFromText="180" w:vertAnchor="text" w:tblpY="1"/>
+        <w:tblOverlap w:val="never"/>
         <w:tblW w:w="0" w:type="auto"/>
         <w:tblLayout w:type="fixed"/>
         <w:tblCellMar>
@@ -3092,6 +3559,7 @@
               </w:rPr>
               <w:t>{</w:t>
             </w:r>
+            <w:proofErr w:type="spellStart"/>
             <w:r>
               <w:rPr>
                 <w:color w:val="000000" w:themeColor="text1"/>
@@ -3110,6 +3578,7 @@
               </w:rPr>
               <w:t>From</w:t>
             </w:r>
+            <w:proofErr w:type="spellEnd"/>
             <w:r>
               <w:rPr>
                 <w:color w:val="000000" w:themeColor="text1"/>
@@ -3186,7 +3655,27 @@
                 <w:szCs w:val="24"/>
                 <w:lang w:val="en-US"/>
               </w:rPr>
-              <w:t>{notificationUntil}</w:t>
+              <w:t>{</w:t>
+            </w:r>
+            <w:proofErr w:type="spellStart"/>
+            <w:r>
+              <w:rPr>
+                <w:color w:val="000000" w:themeColor="text1"/>
+                <w:sz w:val="24"/>
+                <w:szCs w:val="24"/>
+                <w:lang w:val="en-US"/>
+              </w:rPr>
+              <w:t>notificationUntil</w:t>
+            </w:r>
+            <w:proofErr w:type="spellEnd"/>
+            <w:r>
+              <w:rPr>
+                <w:color w:val="000000" w:themeColor="text1"/>
+                <w:sz w:val="24"/>
+                <w:szCs w:val="24"/>
+                <w:lang w:val="en-US"/>
+              </w:rPr>
+              <w:t>}</w:t>
             </w:r>
             <w:r>
               <w:rPr>
@@ -3245,7 +3734,43 @@
                 <w:sz w:val="18"/>
                 <w:szCs w:val="18"/>
               </w:rPr>
-              <w:t>(дд/мм/гггг)</w:t>
+              <w:t>(</w:t>
+            </w:r>
+            <w:proofErr w:type="spellStart"/>
+            <w:r>
+              <w:rPr>
+                <w:color w:val="000000" w:themeColor="text1"/>
+                <w:sz w:val="18"/>
+                <w:szCs w:val="18"/>
+              </w:rPr>
+              <w:t>дд</w:t>
+            </w:r>
+            <w:proofErr w:type="spellEnd"/>
+            <w:r>
+              <w:rPr>
+                <w:color w:val="000000" w:themeColor="text1"/>
+                <w:sz w:val="18"/>
+                <w:szCs w:val="18"/>
+              </w:rPr>
+              <w:t>/мм/</w:t>
+            </w:r>
+            <w:proofErr w:type="spellStart"/>
+            <w:r>
+              <w:rPr>
+                <w:color w:val="000000" w:themeColor="text1"/>
+                <w:sz w:val="18"/>
+                <w:szCs w:val="18"/>
+              </w:rPr>
+              <w:t>гггг</w:t>
+            </w:r>
+            <w:proofErr w:type="spellEnd"/>
+            <w:r>
+              <w:rPr>
+                <w:color w:val="000000" w:themeColor="text1"/>
+                <w:sz w:val="18"/>
+                <w:szCs w:val="18"/>
+              </w:rPr>
+              <w:t>)</w:t>
             </w:r>
           </w:p>
         </w:tc>
@@ -3295,7 +3820,43 @@
                 <w:sz w:val="18"/>
                 <w:szCs w:val="18"/>
               </w:rPr>
-              <w:t>(дд/мм/гггг)</w:t>
+              <w:t>(</w:t>
+            </w:r>
+            <w:proofErr w:type="spellStart"/>
+            <w:r>
+              <w:rPr>
+                <w:color w:val="000000" w:themeColor="text1"/>
+                <w:sz w:val="18"/>
+                <w:szCs w:val="18"/>
+              </w:rPr>
+              <w:t>дд</w:t>
+            </w:r>
+            <w:proofErr w:type="spellEnd"/>
+            <w:r>
+              <w:rPr>
+                <w:color w:val="000000" w:themeColor="text1"/>
+                <w:sz w:val="18"/>
+                <w:szCs w:val="18"/>
+              </w:rPr>
+              <w:t>/мм/</w:t>
+            </w:r>
+            <w:proofErr w:type="spellStart"/>
+            <w:r>
+              <w:rPr>
+                <w:color w:val="000000" w:themeColor="text1"/>
+                <w:sz w:val="18"/>
+                <w:szCs w:val="18"/>
+              </w:rPr>
+              <w:t>гггг</w:t>
+            </w:r>
+            <w:proofErr w:type="spellEnd"/>
+            <w:r>
+              <w:rPr>
+                <w:color w:val="000000" w:themeColor="text1"/>
+                <w:sz w:val="18"/>
+                <w:szCs w:val="18"/>
+              </w:rPr>
+              <w:t>)</w:t>
             </w:r>
           </w:p>
         </w:tc>
@@ -3311,6 +3872,94 @@
           <w:szCs w:val="24"/>
         </w:rPr>
       </w:pPr>
+      <w:r>
+        <w:rPr>
+          <w:bCs/>
+          <w:color w:val="000000" w:themeColor="text1"/>
+          <w:sz w:val="24"/>
+          <w:szCs w:val="24"/>
+        </w:rPr>
+        <w:t>{</w:t>
+      </w:r>
+      <w:proofErr w:type="spellStart"/>
+      <w:r>
+        <w:rPr>
+          <w:bCs/>
+          <w:color w:val="000000" w:themeColor="text1"/>
+          <w:sz w:val="24"/>
+          <w:szCs w:val="24"/>
+          <w:lang w:val="en-US"/>
+        </w:rPr>
+        <w:t>notificationN</w:t>
+      </w:r>
+      <w:proofErr w:type="spellEnd"/>
+      <w:r>
+        <w:rPr>
+          <w:bCs/>
+          <w:color w:val="000000" w:themeColor="text1"/>
+          <w:sz w:val="24"/>
+          <w:szCs w:val="24"/>
+        </w:rPr>
+        <w:t>1}</w:t>
+      </w:r>
+      <w:r>
+        <w:rPr>
+          <w:bCs/>
+          <w:color w:val="000000" w:themeColor="text1"/>
+          <w:sz w:val="24"/>
+          <w:szCs w:val="24"/>
+        </w:rPr>
+        <w:br/>
+      </w:r>
+      <w:r>
+        <w:rPr>
+          <w:bCs/>
+          <w:color w:val="000000" w:themeColor="text1"/>
+          <w:sz w:val="24"/>
+          <w:szCs w:val="24"/>
+        </w:rPr>
+        <w:br/>
+      </w:r>
+      <w:r>
+        <w:rPr>
+          <w:b/>
+          <w:color w:val="000000" w:themeColor="text1"/>
+          <w:sz w:val="24"/>
+          <w:szCs w:val="24"/>
+          <w:u w:val="single"/>
+        </w:rPr>
+        <w:t>{</w:t>
+      </w:r>
+      <w:r>
+        <w:rPr>
+          <w:b/>
+          <w:color w:val="000000" w:themeColor="text1"/>
+          <w:sz w:val="24"/>
+          <w:szCs w:val="24"/>
+          <w:u w:val="single"/>
+          <w:lang w:val="en-US"/>
+        </w:rPr>
+        <w:t>notificationN</w:t>
+      </w:r>
+      <w:r>
+        <w:rPr>
+          <w:b/>
+          <w:color w:val="000000" w:themeColor="text1"/>
+          <w:sz w:val="24"/>
+          <w:szCs w:val="24"/>
+          <w:u w:val="single"/>
+        </w:rPr>
+        <w:t>2}</w:t>
+      </w:r>
+      <w:r>
+        <w:rPr>
+          <w:bCs/>
+          <w:color w:val="000000" w:themeColor="text1"/>
+          <w:sz w:val="24"/>
+          <w:szCs w:val="24"/>
+        </w:rPr>
+        <w:br w:type="textWrapping" w:clear="all"/>
+      </w:r>
       <w:r>
         <w:rPr>
           <w:bCs/>
@@ -3604,7 +4253,27 @@
                 <w:szCs w:val="24"/>
                 <w:lang w:val="en-US"/>
               </w:rPr>
-              <w:t>{seriesVisa}</w:t>
+              <w:t>{</w:t>
+            </w:r>
+            <w:proofErr w:type="spellStart"/>
+            <w:r>
+              <w:rPr>
+                <w:color w:val="000000" w:themeColor="text1"/>
+                <w:sz w:val="24"/>
+                <w:szCs w:val="24"/>
+                <w:lang w:val="en-US"/>
+              </w:rPr>
+              <w:t>seriesVisa</w:t>
+            </w:r>
+            <w:proofErr w:type="spellEnd"/>
+            <w:r>
+              <w:rPr>
+                <w:color w:val="000000" w:themeColor="text1"/>
+                <w:sz w:val="24"/>
+                <w:szCs w:val="24"/>
+                <w:lang w:val="en-US"/>
+              </w:rPr>
+              <w:t>}</w:t>
             </w:r>
           </w:p>
         </w:tc>
@@ -3666,7 +4335,27 @@
                 <w:szCs w:val="24"/>
                 <w:lang w:val="en-US"/>
               </w:rPr>
-              <w:t>{idVisa}</w:t>
+              <w:t>{</w:t>
+            </w:r>
+            <w:proofErr w:type="spellStart"/>
+            <w:r>
+              <w:rPr>
+                <w:color w:val="000000" w:themeColor="text1"/>
+                <w:sz w:val="24"/>
+                <w:szCs w:val="24"/>
+                <w:lang w:val="en-US"/>
+              </w:rPr>
+              <w:t>idVisa</w:t>
+            </w:r>
+            <w:proofErr w:type="spellEnd"/>
+            <w:r>
+              <w:rPr>
+                <w:color w:val="000000" w:themeColor="text1"/>
+                <w:sz w:val="24"/>
+                <w:szCs w:val="24"/>
+                <w:lang w:val="en-US"/>
+              </w:rPr>
+              <w:t>}</w:t>
             </w:r>
           </w:p>
         </w:tc>
@@ -3757,7 +4446,27 @@
                 <w:szCs w:val="24"/>
                 <w:lang w:val="en-US"/>
               </w:rPr>
-              <w:t>{identifierVisa}</w:t>
+              <w:t>{</w:t>
+            </w:r>
+            <w:proofErr w:type="spellStart"/>
+            <w:r>
+              <w:rPr>
+                <w:color w:val="000000" w:themeColor="text1"/>
+                <w:sz w:val="24"/>
+                <w:szCs w:val="24"/>
+                <w:lang w:val="en-US"/>
+              </w:rPr>
+              <w:t>identifierVisa</w:t>
+            </w:r>
+            <w:proofErr w:type="spellEnd"/>
+            <w:r>
+              <w:rPr>
+                <w:color w:val="000000" w:themeColor="text1"/>
+                <w:sz w:val="24"/>
+                <w:szCs w:val="24"/>
+                <w:lang w:val="en-US"/>
+              </w:rPr>
+              <w:t>}</w:t>
             </w:r>
           </w:p>
         </w:tc>
@@ -3819,7 +4528,27 @@
                 <w:szCs w:val="24"/>
                 <w:lang w:val="en-US"/>
               </w:rPr>
-              <w:t>{dateOfIssueVisa}</w:t>
+              <w:t>{</w:t>
+            </w:r>
+            <w:proofErr w:type="spellStart"/>
+            <w:r>
+              <w:rPr>
+                <w:color w:val="000000" w:themeColor="text1"/>
+                <w:sz w:val="24"/>
+                <w:szCs w:val="24"/>
+                <w:lang w:val="en-US"/>
+              </w:rPr>
+              <w:t>dateOfIssueVisa</w:t>
+            </w:r>
+            <w:proofErr w:type="spellEnd"/>
+            <w:r>
+              <w:rPr>
+                <w:color w:val="000000" w:themeColor="text1"/>
+                <w:sz w:val="24"/>
+                <w:szCs w:val="24"/>
+                <w:lang w:val="en-US"/>
+              </w:rPr>
+              <w:t>}</w:t>
             </w:r>
           </w:p>
         </w:tc>
@@ -3881,7 +4610,27 @@
                 <w:szCs w:val="24"/>
                 <w:lang w:val="en-US"/>
               </w:rPr>
-              <w:t>{validUntilVisa}</w:t>
+              <w:t>{</w:t>
+            </w:r>
+            <w:proofErr w:type="spellStart"/>
+            <w:r>
+              <w:rPr>
+                <w:color w:val="000000" w:themeColor="text1"/>
+                <w:sz w:val="24"/>
+                <w:szCs w:val="24"/>
+                <w:lang w:val="en-US"/>
+              </w:rPr>
+              <w:t>validUntilVisa</w:t>
+            </w:r>
+            <w:proofErr w:type="spellEnd"/>
+            <w:r>
+              <w:rPr>
+                <w:color w:val="000000" w:themeColor="text1"/>
+                <w:sz w:val="24"/>
+                <w:szCs w:val="24"/>
+                <w:lang w:val="en-US"/>
+              </w:rPr>
+              <w:t>}</w:t>
             </w:r>
           </w:p>
         </w:tc>
@@ -3974,7 +4723,43 @@
                 <w:sz w:val="18"/>
                 <w:szCs w:val="18"/>
               </w:rPr>
-              <w:t>(дд/мм/гггг)</w:t>
+              <w:t>(</w:t>
+            </w:r>
+            <w:proofErr w:type="spellStart"/>
+            <w:r>
+              <w:rPr>
+                <w:color w:val="000000" w:themeColor="text1"/>
+                <w:sz w:val="18"/>
+                <w:szCs w:val="18"/>
+              </w:rPr>
+              <w:t>дд</w:t>
+            </w:r>
+            <w:proofErr w:type="spellEnd"/>
+            <w:r>
+              <w:rPr>
+                <w:color w:val="000000" w:themeColor="text1"/>
+                <w:sz w:val="18"/>
+                <w:szCs w:val="18"/>
+              </w:rPr>
+              <w:t>/мм/</w:t>
+            </w:r>
+            <w:proofErr w:type="spellStart"/>
+            <w:r>
+              <w:rPr>
+                <w:color w:val="000000" w:themeColor="text1"/>
+                <w:sz w:val="18"/>
+                <w:szCs w:val="18"/>
+              </w:rPr>
+              <w:t>гггг</w:t>
+            </w:r>
+            <w:proofErr w:type="spellEnd"/>
+            <w:r>
+              <w:rPr>
+                <w:color w:val="000000" w:themeColor="text1"/>
+                <w:sz w:val="18"/>
+                <w:szCs w:val="18"/>
+              </w:rPr>
+              <w:t>)</w:t>
             </w:r>
           </w:p>
         </w:tc>
@@ -4024,7 +4809,43 @@
                 <w:sz w:val="18"/>
                 <w:szCs w:val="18"/>
               </w:rPr>
-              <w:t>(дд/мм/гггг)</w:t>
+              <w:t>(</w:t>
+            </w:r>
+            <w:proofErr w:type="spellStart"/>
+            <w:r>
+              <w:rPr>
+                <w:color w:val="000000" w:themeColor="text1"/>
+                <w:sz w:val="18"/>
+                <w:szCs w:val="18"/>
+              </w:rPr>
+              <w:t>дд</w:t>
+            </w:r>
+            <w:proofErr w:type="spellEnd"/>
+            <w:r>
+              <w:rPr>
+                <w:color w:val="000000" w:themeColor="text1"/>
+                <w:sz w:val="18"/>
+                <w:szCs w:val="18"/>
+              </w:rPr>
+              <w:t>/мм/</w:t>
+            </w:r>
+            <w:proofErr w:type="spellStart"/>
+            <w:r>
+              <w:rPr>
+                <w:color w:val="000000" w:themeColor="text1"/>
+                <w:sz w:val="18"/>
+                <w:szCs w:val="18"/>
+              </w:rPr>
+              <w:t>гггг</w:t>
+            </w:r>
+            <w:proofErr w:type="spellEnd"/>
+            <w:r>
+              <w:rPr>
+                <w:color w:val="000000" w:themeColor="text1"/>
+                <w:sz w:val="18"/>
+                <w:szCs w:val="18"/>
+              </w:rPr>
+              <w:t>)</w:t>
             </w:r>
           </w:p>
         </w:tc>
@@ -4211,6 +5032,7 @@
               </w:rPr>
               <w:t>{</w:t>
             </w:r>
+            <w:proofErr w:type="spellStart"/>
             <w:r>
               <w:rPr>
                 <w:color w:val="000000" w:themeColor="text1"/>
@@ -4220,6 +5042,7 @@
               </w:rPr>
               <w:t>typeFunding</w:t>
             </w:r>
+            <w:proofErr w:type="spellEnd"/>
             <w:r>
               <w:rPr>
                 <w:color w:val="000000" w:themeColor="text1"/>
@@ -4288,7 +5111,27 @@
                 <w:szCs w:val="24"/>
                 <w:lang w:val="en-US"/>
               </w:rPr>
-              <w:t>{contractFrom}</w:t>
+              <w:t>{</w:t>
+            </w:r>
+            <w:proofErr w:type="spellStart"/>
+            <w:r>
+              <w:rPr>
+                <w:color w:val="000000" w:themeColor="text1"/>
+                <w:sz w:val="24"/>
+                <w:szCs w:val="24"/>
+                <w:lang w:val="en-US"/>
+              </w:rPr>
+              <w:t>contractFrom</w:t>
+            </w:r>
+            <w:proofErr w:type="spellEnd"/>
+            <w:r>
+              <w:rPr>
+                <w:color w:val="000000" w:themeColor="text1"/>
+                <w:sz w:val="24"/>
+                <w:szCs w:val="24"/>
+                <w:lang w:val="en-US"/>
+              </w:rPr>
+              <w:t>}</w:t>
             </w:r>
             <w:r>
               <w:rPr>
@@ -4357,7 +5200,27 @@
                 <w:szCs w:val="22"/>
                 <w:lang w:val="en-US"/>
               </w:rPr>
-              <w:t>{numContract}</w:t>
+              <w:t>{</w:t>
+            </w:r>
+            <w:proofErr w:type="spellStart"/>
+            <w:r>
+              <w:rPr>
+                <w:color w:val="000000" w:themeColor="text1"/>
+                <w:sz w:val="22"/>
+                <w:szCs w:val="22"/>
+                <w:lang w:val="en-US"/>
+              </w:rPr>
+              <w:t>numContract</w:t>
+            </w:r>
+            <w:proofErr w:type="spellEnd"/>
+            <w:r>
+              <w:rPr>
+                <w:color w:val="000000" w:themeColor="text1"/>
+                <w:sz w:val="22"/>
+                <w:szCs w:val="22"/>
+                <w:lang w:val="en-US"/>
+              </w:rPr>
+              <w:t>}</w:t>
             </w:r>
           </w:p>
         </w:tc>
@@ -4450,7 +5313,43 @@
                 <w:sz w:val="18"/>
                 <w:szCs w:val="18"/>
               </w:rPr>
-              <w:t>(дд/мм/гггг)</w:t>
+              <w:t>(</w:t>
+            </w:r>
+            <w:proofErr w:type="spellStart"/>
+            <w:r>
+              <w:rPr>
+                <w:color w:val="000000" w:themeColor="text1"/>
+                <w:sz w:val="18"/>
+                <w:szCs w:val="18"/>
+              </w:rPr>
+              <w:t>дд</w:t>
+            </w:r>
+            <w:proofErr w:type="spellEnd"/>
+            <w:r>
+              <w:rPr>
+                <w:color w:val="000000" w:themeColor="text1"/>
+                <w:sz w:val="18"/>
+                <w:szCs w:val="18"/>
+              </w:rPr>
+              <w:t>/мм/</w:t>
+            </w:r>
+            <w:proofErr w:type="spellStart"/>
+            <w:r>
+              <w:rPr>
+                <w:color w:val="000000" w:themeColor="text1"/>
+                <w:sz w:val="18"/>
+                <w:szCs w:val="18"/>
+              </w:rPr>
+              <w:t>гггг</w:t>
+            </w:r>
+            <w:proofErr w:type="spellEnd"/>
+            <w:r>
+              <w:rPr>
+                <w:color w:val="000000" w:themeColor="text1"/>
+                <w:sz w:val="18"/>
+                <w:szCs w:val="18"/>
+              </w:rPr>
+              <w:t>)</w:t>
             </w:r>
           </w:p>
         </w:tc>
@@ -4633,7 +5532,27 @@
                 <w:szCs w:val="24"/>
                 <w:lang w:val="en-US"/>
               </w:rPr>
-              <w:t>{notificationUntil}</w:t>
+              <w:t>{</w:t>
+            </w:r>
+            <w:proofErr w:type="spellStart"/>
+            <w:r>
+              <w:rPr>
+                <w:color w:val="000000" w:themeColor="text1"/>
+                <w:sz w:val="24"/>
+                <w:szCs w:val="24"/>
+                <w:lang w:val="en-US"/>
+              </w:rPr>
+              <w:t>notificationUntil</w:t>
+            </w:r>
+            <w:proofErr w:type="spellEnd"/>
+            <w:r>
+              <w:rPr>
+                <w:color w:val="000000" w:themeColor="text1"/>
+                <w:sz w:val="24"/>
+                <w:szCs w:val="24"/>
+                <w:lang w:val="en-US"/>
+              </w:rPr>
+              <w:t>}</w:t>
             </w:r>
             <w:r>
               <w:rPr>
@@ -4692,7 +5611,43 @@
                 <w:sz w:val="18"/>
                 <w:szCs w:val="18"/>
               </w:rPr>
-              <w:t>(дд/мм/гггг)</w:t>
+              <w:t>(</w:t>
+            </w:r>
+            <w:proofErr w:type="spellStart"/>
+            <w:r>
+              <w:rPr>
+                <w:color w:val="000000" w:themeColor="text1"/>
+                <w:sz w:val="18"/>
+                <w:szCs w:val="18"/>
+              </w:rPr>
+              <w:t>дд</w:t>
+            </w:r>
+            <w:proofErr w:type="spellEnd"/>
+            <w:r>
+              <w:rPr>
+                <w:color w:val="000000" w:themeColor="text1"/>
+                <w:sz w:val="18"/>
+                <w:szCs w:val="18"/>
+              </w:rPr>
+              <w:t>/мм/</w:t>
+            </w:r>
+            <w:proofErr w:type="spellStart"/>
+            <w:r>
+              <w:rPr>
+                <w:color w:val="000000" w:themeColor="text1"/>
+                <w:sz w:val="18"/>
+                <w:szCs w:val="18"/>
+              </w:rPr>
+              <w:t>гггг</w:t>
+            </w:r>
+            <w:proofErr w:type="spellEnd"/>
+            <w:r>
+              <w:rPr>
+                <w:color w:val="000000" w:themeColor="text1"/>
+                <w:sz w:val="18"/>
+                <w:szCs w:val="18"/>
+              </w:rPr>
+              <w:t>)</w:t>
             </w:r>
           </w:p>
         </w:tc>
@@ -4742,7 +5697,43 @@
                 <w:sz w:val="18"/>
                 <w:szCs w:val="18"/>
               </w:rPr>
-              <w:t>(дд/мм/гггг)</w:t>
+              <w:t>(</w:t>
+            </w:r>
+            <w:proofErr w:type="spellStart"/>
+            <w:r>
+              <w:rPr>
+                <w:color w:val="000000" w:themeColor="text1"/>
+                <w:sz w:val="18"/>
+                <w:szCs w:val="18"/>
+              </w:rPr>
+              <w:t>дд</w:t>
+            </w:r>
+            <w:proofErr w:type="spellEnd"/>
+            <w:r>
+              <w:rPr>
+                <w:color w:val="000000" w:themeColor="text1"/>
+                <w:sz w:val="18"/>
+                <w:szCs w:val="18"/>
+              </w:rPr>
+              <w:t>/мм/</w:t>
+            </w:r>
+            <w:proofErr w:type="spellStart"/>
+            <w:r>
+              <w:rPr>
+                <w:color w:val="000000" w:themeColor="text1"/>
+                <w:sz w:val="18"/>
+                <w:szCs w:val="18"/>
+              </w:rPr>
+              <w:t>гггг</w:t>
+            </w:r>
+            <w:proofErr w:type="spellEnd"/>
+            <w:r>
+              <w:rPr>
+                <w:color w:val="000000" w:themeColor="text1"/>
+                <w:sz w:val="18"/>
+                <w:szCs w:val="18"/>
+              </w:rPr>
+              <w:t>)</w:t>
             </w:r>
           </w:p>
         </w:tc>
@@ -5066,7 +6057,43 @@
                 <w:sz w:val="18"/>
                 <w:szCs w:val="18"/>
               </w:rPr>
-              <w:t>(дд/мм/гггг)</w:t>
+              <w:t>(</w:t>
+            </w:r>
+            <w:proofErr w:type="spellStart"/>
+            <w:r>
+              <w:rPr>
+                <w:color w:val="000000" w:themeColor="text1"/>
+                <w:sz w:val="18"/>
+                <w:szCs w:val="18"/>
+              </w:rPr>
+              <w:t>дд</w:t>
+            </w:r>
+            <w:proofErr w:type="spellEnd"/>
+            <w:r>
+              <w:rPr>
+                <w:color w:val="000000" w:themeColor="text1"/>
+                <w:sz w:val="18"/>
+                <w:szCs w:val="18"/>
+              </w:rPr>
+              <w:t>/мм/</w:t>
+            </w:r>
+            <w:proofErr w:type="spellStart"/>
+            <w:r>
+              <w:rPr>
+                <w:color w:val="000000" w:themeColor="text1"/>
+                <w:sz w:val="18"/>
+                <w:szCs w:val="18"/>
+              </w:rPr>
+              <w:t>гггг</w:t>
+            </w:r>
+            <w:proofErr w:type="spellEnd"/>
+            <w:r>
+              <w:rPr>
+                <w:color w:val="000000" w:themeColor="text1"/>
+                <w:sz w:val="18"/>
+                <w:szCs w:val="18"/>
+              </w:rPr>
+              <w:t>)</w:t>
             </w:r>
           </w:p>
         </w:tc>
@@ -5164,7 +6191,27 @@
                 <w:szCs w:val="24"/>
                 <w:lang w:val="en-US"/>
               </w:rPr>
-              <w:t>{dateInOvm}</w:t>
+              <w:t>{</w:t>
+            </w:r>
+            <w:proofErr w:type="spellStart"/>
+            <w:r>
+              <w:rPr>
+                <w:color w:val="000000" w:themeColor="text1"/>
+                <w:sz w:val="24"/>
+                <w:szCs w:val="24"/>
+                <w:lang w:val="en-US"/>
+              </w:rPr>
+              <w:t>dateInOvm</w:t>
+            </w:r>
+            <w:proofErr w:type="spellEnd"/>
+            <w:r>
+              <w:rPr>
+                <w:color w:val="000000" w:themeColor="text1"/>
+                <w:sz w:val="24"/>
+                <w:szCs w:val="24"/>
+                <w:lang w:val="en-US"/>
+              </w:rPr>
+              <w:t>}</w:t>
             </w:r>
           </w:p>
         </w:tc>
@@ -5216,7 +6263,27 @@
                 <w:szCs w:val="24"/>
                 <w:lang w:val="en-US"/>
               </w:rPr>
-              <w:t>{registrationOn}</w:t>
+              <w:t>{</w:t>
+            </w:r>
+            <w:proofErr w:type="spellStart"/>
+            <w:r>
+              <w:rPr>
+                <w:color w:val="000000" w:themeColor="text1"/>
+                <w:sz w:val="24"/>
+                <w:szCs w:val="24"/>
+                <w:lang w:val="en-US"/>
+              </w:rPr>
+              <w:t>registrationOn</w:t>
+            </w:r>
+            <w:proofErr w:type="spellEnd"/>
+            <w:r>
+              <w:rPr>
+                <w:color w:val="000000" w:themeColor="text1"/>
+                <w:sz w:val="24"/>
+                <w:szCs w:val="24"/>
+                <w:lang w:val="en-US"/>
+              </w:rPr>
+              <w:t>}</w:t>
             </w:r>
           </w:p>
         </w:tc>
@@ -5267,7 +6334,43 @@
                 <w:sz w:val="18"/>
                 <w:szCs w:val="18"/>
               </w:rPr>
-              <w:t>(дд/мм/гггг)</w:t>
+              <w:t>(</w:t>
+            </w:r>
+            <w:proofErr w:type="spellStart"/>
+            <w:r>
+              <w:rPr>
+                <w:color w:val="000000" w:themeColor="text1"/>
+                <w:sz w:val="18"/>
+                <w:szCs w:val="18"/>
+              </w:rPr>
+              <w:t>дд</w:t>
+            </w:r>
+            <w:proofErr w:type="spellEnd"/>
+            <w:r>
+              <w:rPr>
+                <w:color w:val="000000" w:themeColor="text1"/>
+                <w:sz w:val="18"/>
+                <w:szCs w:val="18"/>
+              </w:rPr>
+              <w:t>/мм/</w:t>
+            </w:r>
+            <w:proofErr w:type="spellStart"/>
+            <w:r>
+              <w:rPr>
+                <w:color w:val="000000" w:themeColor="text1"/>
+                <w:sz w:val="18"/>
+                <w:szCs w:val="18"/>
+              </w:rPr>
+              <w:t>гггг</w:t>
+            </w:r>
+            <w:proofErr w:type="spellEnd"/>
+            <w:r>
+              <w:rPr>
+                <w:color w:val="000000" w:themeColor="text1"/>
+                <w:sz w:val="18"/>
+                <w:szCs w:val="18"/>
+              </w:rPr>
+              <w:t>)</w:t>
             </w:r>
           </w:p>
         </w:tc>
